--- a/docs/Alder-and-Ember-Photography-Brief.docx
+++ b/docs/Alder-and-Ember-Photography-Brief.docx
@@ -115,64 +115,49 @@
         <w:t xml:space="preserve"> </w:t>
       </w:r>
       <w:r>
-        <w:t xml:space="preserve">The homepage hero is approved (a real</w:t>
-      </w:r>
-      <w:r>
-        <w:t xml:space="preserve"> </w:t>
-      </w:r>
-      <w:r>
-        <w:t xml:space="preserve">photograph, dark timber cabin with a glazed front, lit at dusk, with a</w:t>
-      </w:r>
-      <w:r>
-        <w:t xml:space="preserve"> </w:t>
-      </w:r>
-      <w:r>
-        <w:t xml:space="preserve">hedge and silver birch behind it). It is the</w:t>
-      </w:r>
-      <w:r>
-        <w:t xml:space="preserve"> </w:t>
-      </w:r>
-      <w:r>
-        <w:rPr>
-          <w:bCs/>
-          <w:b/>
-        </w:rPr>
-        <w:t xml:space="preserve">look benchmark for</w:t>
-      </w:r>
-      <w:r>
-        <w:rPr>
-          <w:bCs/>
-          <w:b/>
-        </w:rPr>
-        <w:t xml:space="preserve"> </w:t>
-      </w:r>
-      <w:r>
-        <w:rPr>
-          <w:bCs/>
-          <w:b/>
-        </w:rPr>
-        <w:t xml:space="preserve">everything below</w:t>
-      </w:r>
-      <w:r>
-        <w:t xml:space="preserve">. The other 16 slots still show clearly</w:t>
-      </w:r>
-      <w:r>
-        <w:t xml:space="preserve"> </w:t>
-      </w:r>
-      <w:r>
-        <w:t xml:space="preserve">labelled stock photographs, which are not Alder &amp; Ember's saunas and</w:t>
-      </w:r>
-      <w:r>
-        <w:t xml:space="preserve"> </w:t>
-      </w:r>
-      <w:r>
-        <w:t xml:space="preserve">must be replaced before launch. For the hero's own specification, and</w:t>
-      </w:r>
-      <w:r>
-        <w:t xml:space="preserve"> </w:t>
-      </w:r>
-      <w:r>
-        <w:t xml:space="preserve">the optional higher-resolution or vertical version, see Appendix A.</w:t>
+        <w:t xml:space="preserve">All 17 image slots, the hero and the</w:t>
+      </w:r>
+      <w:r>
+        <w:t xml:space="preserve"> </w:t>
+      </w:r>
+      <w:r>
+        <w:t xml:space="preserve">link-preview image now show photographs supplied by the owner and</w:t>
+      </w:r>
+      <w:r>
+        <w:t xml:space="preserve"> </w:t>
+      </w:r>
+      <w:r>
+        <w:t xml:space="preserve">approved on 22 October 2026 (dark timber cabin, glazed front, dusk, a</w:t>
+      </w:r>
+      <w:r>
+        <w:t xml:space="preserve"> </w:t>
+      </w:r>
+      <w:r>
+        <w:t xml:space="preserve">clipped hedge and silver birch). They are the look benchmark for any new</w:t>
+      </w:r>
+      <w:r>
+        <w:t xml:space="preserve"> </w:t>
+      </w:r>
+      <w:r>
+        <w:t xml:space="preserve">work. They are 1448 to 1884 px wide, and the photographer, licence terms</w:t>
+      </w:r>
+      <w:r>
+        <w:t xml:space="preserve"> </w:t>
+      </w:r>
+      <w:r>
+        <w:t xml:space="preserve">and which sauna each shows are not yet recorded, so this brief remains</w:t>
+      </w:r>
+      <w:r>
+        <w:t xml:space="preserve"> </w:t>
+      </w:r>
+      <w:r>
+        <w:t xml:space="preserve">the specification for a professional shoot or higher-resolution</w:t>
+      </w:r>
+      <w:r>
+        <w:t xml:space="preserve"> </w:t>
+      </w:r>
+      <w:r>
+        <w:t xml:space="preserve">replacements. For the hero's own specification, see Appendix A.</w:t>
       </w:r>
     </w:p>
     <w:bookmarkStart w:id="22" w:name="X95b61e63f28ae970b0251bc87720a18e40aa3e8"/>
